--- a/Project Documentation/6. Project Testing/Performance_Testing.docx
+++ b/Project Documentation/6. Project Testing/Performance_Testing.docx
@@ -46,7 +46,7 @@
           <w:left w:w="10" w:type="dxa"/>
           <w:right w:w="10" w:type="dxa"/>
         </w:tblCellMar>
-        <w:tblLook w:val="0000" w:firstRow="0" w:lastRow="0" w:firstColumn="0" w:lastColumn="0" w:noHBand="0" w:noVBand="0"/>
+        <w:tblLook w:val="04A0" w:firstRow="1" w:lastRow="0" w:firstColumn="1" w:lastColumn="0" w:noHBand="0" w:noVBand="1"/>
       </w:tblPr>
       <w:tblGrid>
         <w:gridCol w:w="2805"/>
@@ -228,23 +228,7 @@
           <w:sz w:val="22"/>
           <w:szCs w:val="22"/>
         </w:rPr>
-        <w:t>Performance was measured against the live, running Flask development server, using curl's built-in timing (%{</w:t>
-      </w:r>
-      <w:proofErr w:type="spellStart"/>
-      <w:r>
-        <w:rPr>
-          <w:sz w:val="22"/>
-          <w:szCs w:val="22"/>
-        </w:rPr>
-        <w:t>time_total</w:t>
-      </w:r>
-      <w:proofErr w:type="spellEnd"/>
-      <w:r>
-        <w:rPr>
-          <w:sz w:val="22"/>
-          <w:szCs w:val="22"/>
-        </w:rPr>
-        <w:t>}) for single-request latency and a bash-driven parallel curl loop for concurrent load — all figures below are real, measured values.</w:t>
+        <w:t>Performance was measured against the live, running Flask development server, using curl's built-in timing (%{time_total}) for single-request latency and a bash-driven parallel curl loop for concurrent load — all figures below are real, measured values. This document is unaffected by the input-validation fix documented in Functional_Testing.docx, since that fix only changes behavior for invalid input, not the timing of valid requests.</w:t>
       </w:r>
     </w:p>
     <w:p>
@@ -276,7 +260,7 @@
           <w:left w:w="10" w:type="dxa"/>
           <w:right w:w="10" w:type="dxa"/>
         </w:tblCellMar>
-        <w:tblLook w:val="0000" w:firstRow="0" w:lastRow="0" w:firstColumn="0" w:lastColumn="0" w:noHBand="0" w:noVBand="0"/>
+        <w:tblLook w:val="04A0" w:firstRow="1" w:lastRow="0" w:firstColumn="1" w:lastColumn="0" w:noHBand="0" w:noVBand="1"/>
       </w:tblPr>
       <w:tblGrid>
         <w:gridCol w:w="899"/>
@@ -475,23 +459,7 @@
                 <w:sz w:val="16"/>
                 <w:szCs w:val="16"/>
               </w:rPr>
-              <w:t xml:space="preserve">First request 0.58s (cold start); subsequent 9 averaged ~6 </w:t>
-            </w:r>
-            <w:proofErr w:type="spellStart"/>
-            <w:r>
-              <w:rPr>
-                <w:sz w:val="16"/>
-                <w:szCs w:val="16"/>
-              </w:rPr>
-              <w:t>ms</w:t>
-            </w:r>
-            <w:proofErr w:type="spellEnd"/>
-            <w:r>
-              <w:rPr>
-                <w:sz w:val="16"/>
-                <w:szCs w:val="16"/>
-              </w:rPr>
-              <w:t xml:space="preserve"> once warm</w:t>
+              <w:t>First request 0.58s (cold start); subsequent 9 averaged ~6 ms once warm</w:t>
             </w:r>
           </w:p>
         </w:tc>
@@ -733,7 +701,7 @@
           <w:left w:w="10" w:type="dxa"/>
           <w:right w:w="10" w:type="dxa"/>
         </w:tblCellMar>
-        <w:tblLook w:val="0000" w:firstRow="0" w:lastRow="0" w:firstColumn="0" w:lastColumn="0" w:noHBand="0" w:noVBand="0"/>
+        <w:tblLook w:val="04A0" w:firstRow="1" w:lastRow="0" w:firstColumn="1" w:lastColumn="0" w:noHBand="0" w:noVBand="1"/>
       </w:tblPr>
       <w:tblGrid>
         <w:gridCol w:w="4675"/>
@@ -980,23 +948,7 @@
                 <w:sz w:val="17"/>
                 <w:szCs w:val="17"/>
               </w:rPr>
-              <w:t>6–10 (</w:t>
-            </w:r>
-            <w:proofErr w:type="spellStart"/>
-            <w:r>
-              <w:rPr>
-                <w:sz w:val="17"/>
-                <w:szCs w:val="17"/>
-              </w:rPr>
-              <w:t>avg</w:t>
-            </w:r>
-            <w:proofErr w:type="spellEnd"/>
-            <w:r>
-              <w:rPr>
-                <w:sz w:val="17"/>
-                <w:szCs w:val="17"/>
-              </w:rPr>
-              <w:t>)</w:t>
+              <w:t>6–10 (avg)</w:t>
             </w:r>
           </w:p>
         </w:tc>
@@ -1088,7 +1040,7 @@
           <w:szCs w:val="22"/>
         </w:rPr>
         <w:lastRenderedPageBreak/>
-        <w:t>The measured latency increase under concurrent load is an infrastructure characteristic (single-threaded dev server), not a model or algorithm limitation — confirmed by the fact that all 20 requests still completed successfully, just serially.</w:t>
+        <w:t>The measured latency increase under concurrent load is an infrastructure characteristic (single-threaded dev server), not a model or algorithm limitation.</w:t>
       </w:r>
     </w:p>
     <w:p>
@@ -1105,7 +1057,7 @@
           <w:sz w:val="22"/>
           <w:szCs w:val="22"/>
         </w:rPr>
-        <w:t>This finding directly supports the [Proposed] recommendation (see Deployment.docx, Project Development Phase) to move to a production WSGI server with multiple workers before any real-world, multi-user rollout.</w:t>
+        <w:t>This finding still supports the [Proposed] recommendation to move to a production WSGI server with multiple workers before any real-world, multi-user rollout — unaffected by the input-validation fix.</w:t>
       </w:r>
     </w:p>
     <w:sectPr>
@@ -1121,10 +1073,10 @@
 <file path=word/numbering.xml><?xml version="1.0" encoding="utf-8"?>
 <w:numbering xmlns:wpc="http://schemas.microsoft.com/office/word/2010/wordprocessingCanvas" xmlns:cx="http://schemas.microsoft.com/office/drawing/2014/chartex" xmlns:cx1="http://schemas.microsoft.com/office/drawing/2015/9/8/chartex" xmlns:cx2="http://schemas.microsoft.com/office/drawing/2015/10/21/chartex" xmlns:cx3="http://schemas.microsoft.com/office/drawing/2016/5/9/chartex" xmlns:cx4="http://schemas.microsoft.com/office/drawing/2016/5/10/chartex" xmlns:cx5="http://schemas.microsoft.com/office/drawing/2016/5/11/chartex" xmlns:cx6="http://schemas.microsoft.com/office/drawing/2016/5/12/chartex" xmlns:cx7="http://schemas.microsoft.com/office/drawing/2016/5/13/chartex" xmlns:cx8="http://schemas.microsoft.com/office/drawing/2016/5/14/chartex" xmlns:mc="http://schemas.openxmlformats.org/markup-compatibility/2006" xmlns:aink="http://schemas.microsoft.com/office/drawing/2016/ink" xmlns:am3d="http://schemas.microsoft.com/office/drawing/2017/model3d" xmlns:o="urn:schemas-microsoft-com:office:office" xmlns:oel="http://schemas.microsoft.com/office/2019/extlst" xmlns:r="http://schemas.openxmlformats.org/officeDocument/2006/relationships" xmlns:m="http://schemas.openxmlformats.org/officeDocument/2006/math" xmlns:v="urn:schemas-microsoft-com:vml" xmlns:wp14="http://schemas.microsoft.com/office/word/2010/wordprocessingDrawing" xmlns:wp="http://schemas.openxmlformats.org/drawingml/2006/wordprocessingDrawing" xmlns:w10="urn:schemas-microsoft-com:office:word" xmlns:w="http://schemas.openxmlformats.org/wordprocessingml/2006/main" xmlns:w14="http://schemas.microsoft.com/office/word/2010/wordml" xmlns:w15="http://schemas.microsoft.com/office/word/2012/wordml" xmlns:w16cex="http://schemas.microsoft.com/office/word/2018/wordml/cex" xmlns:w16cid="http://schemas.microsoft.com/office/word/2016/wordml/cid" xmlns:w16="http://schemas.microsoft.com/office/word/2018/wordml" xmlns:w16du="http://schemas.microsoft.com/office/word/2023/wordml/word16du" xmlns:w16sdtdh="http://schemas.microsoft.com/office/word/2020/wordml/sdtdatahash" xmlns:w16sdtfl="http://schemas.microsoft.com/office/word/2024/wordml/sdtformatlock" xmlns:w16se="http://schemas.microsoft.com/office/word/2015/wordml/symex" xmlns:wpg="http://schemas.microsoft.com/office/word/2010/wordprocessingGroup" xmlns:wpi="http://schemas.microsoft.com/office/word/2010/wordprocessingInk" xmlns:wne="http://schemas.microsoft.com/office/word/2006/wordml" xmlns:wps="http://schemas.microsoft.com/office/word/2010/wordprocessingShape" mc:Ignorable="w14 w15 w16se w16cid w16 w16cex w16sdtdh w16sdtfl w16du wp14">
   <w:abstractNum w:abstractNumId="0" w15:restartNumberingAfterBreak="0">
-    <w:nsid w:val="791D1E42"/>
+    <w:nsid w:val="0C5D7FF8"/>
     <w:multiLevelType w:val="hybridMultilevel"/>
-    <w:tmpl w:val="E1E4896C"/>
-    <w:lvl w:ilvl="0" w:tplc="85163140">
+    <w:tmpl w:val="2FFEB06A"/>
+    <w:lvl w:ilvl="0" w:tplc="57C48804">
       <w:start w:val="1"/>
       <w:numFmt w:val="bullet"/>
       <w:lvlText w:val="●"/>
@@ -1133,7 +1085,7 @@
         <w:ind w:left="720" w:hanging="360"/>
       </w:pPr>
     </w:lvl>
-    <w:lvl w:ilvl="1" w:tplc="DA42C72C">
+    <w:lvl w:ilvl="1" w:tplc="65FAB986">
       <w:start w:val="1"/>
       <w:numFmt w:val="bullet"/>
       <w:lvlText w:val="○"/>
@@ -1142,7 +1094,7 @@
         <w:ind w:left="1440" w:hanging="360"/>
       </w:pPr>
     </w:lvl>
-    <w:lvl w:ilvl="2" w:tplc="887A4278">
+    <w:lvl w:ilvl="2" w:tplc="DAEAE3F0">
       <w:start w:val="1"/>
       <w:numFmt w:val="bullet"/>
       <w:lvlText w:val="■"/>
@@ -1151,7 +1103,7 @@
         <w:ind w:left="2160" w:hanging="360"/>
       </w:pPr>
     </w:lvl>
-    <w:lvl w:ilvl="3" w:tplc="42C878AA">
+    <w:lvl w:ilvl="3" w:tplc="2892B27A">
       <w:start w:val="1"/>
       <w:numFmt w:val="bullet"/>
       <w:lvlText w:val="●"/>
@@ -1160,7 +1112,7 @@
         <w:ind w:left="2880" w:hanging="360"/>
       </w:pPr>
     </w:lvl>
-    <w:lvl w:ilvl="4" w:tplc="A7AE5C0C">
+    <w:lvl w:ilvl="4" w:tplc="A51CCA00">
       <w:start w:val="1"/>
       <w:numFmt w:val="bullet"/>
       <w:lvlText w:val="○"/>
@@ -1169,7 +1121,7 @@
         <w:ind w:left="3600" w:hanging="360"/>
       </w:pPr>
     </w:lvl>
-    <w:lvl w:ilvl="5" w:tplc="90BAC1D0">
+    <w:lvl w:ilvl="5" w:tplc="FD1CADA6">
       <w:start w:val="1"/>
       <w:numFmt w:val="bullet"/>
       <w:lvlText w:val="■"/>
@@ -1178,7 +1130,7 @@
         <w:ind w:left="4320" w:hanging="360"/>
       </w:pPr>
     </w:lvl>
-    <w:lvl w:ilvl="6" w:tplc="F774BD3E">
+    <w:lvl w:ilvl="6" w:tplc="3D60F6F2">
       <w:start w:val="1"/>
       <w:numFmt w:val="bullet"/>
       <w:lvlText w:val="●"/>
@@ -1187,7 +1139,7 @@
         <w:ind w:left="5040" w:hanging="360"/>
       </w:pPr>
     </w:lvl>
-    <w:lvl w:ilvl="7" w:tplc="A57E60E8">
+    <w:lvl w:ilvl="7" w:tplc="4A2AAA12">
       <w:start w:val="1"/>
       <w:numFmt w:val="bullet"/>
       <w:lvlText w:val="●"/>
@@ -1196,7 +1148,7 @@
         <w:ind w:left="5760" w:hanging="360"/>
       </w:pPr>
     </w:lvl>
-    <w:lvl w:ilvl="8" w:tplc="FEF47822">
+    <w:lvl w:ilvl="8" w:tplc="E48C578C">
       <w:start w:val="1"/>
       <w:numFmt w:val="bullet"/>
       <w:lvlText w:val="●"/>
@@ -1206,7 +1158,7 @@
       </w:pPr>
     </w:lvl>
   </w:abstractNum>
-  <w:num w:numId="1" w16cid:durableId="621351255">
+  <w:num w:numId="1" w16cid:durableId="1179664067">
     <w:abstractNumId w:val="0"/>
     <w:lvlOverride w:ilvl="0">
       <w:startOverride w:val="1"/>
